--- a/小野町_引継ぎ_整理済/11_見える化出力依頼/小野町_見える化_伸びが未設定に戻る件_20260928.docx
+++ b/小野町_引継ぎ_整理済/11_見える化出力依頼/小野町_見える化_伸びが未設定に戻る件_20260928.docx
@@ -2221,7 +2221,7 @@
                 <w:b w:val="0"/>
                 <w:sz w:val="18"/>
               </w:rPr>
-              <w:t>6,095</w:t>
+              <w:t>6,048</w:t>
             </w:r>
           </w:p>
         </w:tc>
@@ -4250,7 +4250,7 @@
                 <w:b w:val="0"/>
                 <w:sz w:val="18"/>
               </w:rPr>
-              <w:t>（当方の算定は6,095円）</w:t>
+              <w:t>（当方の算定は6,048円）</w:t>
             </w:r>
           </w:p>
         </w:tc>
@@ -4309,7 +4309,7 @@
           <w:b w:val="0"/>
           <w:sz w:val="18"/>
         </w:rPr>
-        <w:t>※ 当方の算定（総給付費3年計2,869,936千円・保険料月額6,095円）は、令和8年度を国保連月報の4〜6月提供分（前年同期比0.9598）で置いたものです。</w:t>
+        <w:t>※ 当方の算定（総給付費3年計2,869,936千円・保険料月額6,048円）は、令和8年度を国保連月報の4〜6月提供分（前年同期比0.9598）で置いたものです。</w:t>
       </w:r>
       <w:r>
         <w:rPr>
